--- a/projects/2026-10-apart-collusion-sprint/report/REPORT-APART.docx
+++ b/projects/2026-10-apart-collusion-sprint/report/REPORT-APART.docx
@@ -241,23 +241,16 @@
                   <w:r>
                     <w:rPr>
                       <w:rFonts w:ascii="Old Standard TT" w:cs="Old Standard TT" w:eastAsia="Old Standard TT" w:hAnsi="Old Standard TT"/>
-                      <w:highlight w:val="yellow"/>
+                      <w:b/>
+                      <w:bCs/>
                     </w:rPr>
-                    <w:t xml:space="preserve">[AUTHOR:</w:t>
+                    <w:t xml:space="preserve">Jan Samuel Matuba</w:t>
                   </w:r>
                   <w:r>
                     <w:rPr>
                       <w:rFonts w:ascii="Old Standard TT" w:cs="Old Standard TT" w:eastAsia="Old Standard TT" w:hAnsi="Old Standard TT"/>
-                      <w:highlight w:val="yellow"/>
                     </w:rPr>
-                    <w:t xml:space="preserve"> name, affiliation, email</w:t>
-                  </w:r>
-                  <w:r>
-                    <w:rPr>
-                      <w:rFonts w:ascii="Old Standard TT" w:cs="Old Standard TT" w:eastAsia="Old Standard TT" w:hAnsi="Old Standard TT"/>
-                      <w:highlight w:val="yellow"/>
-                    </w:rPr>
-                    <w:t xml:space="preserve">]</w:t>
+                    <w:t xml:space="preserve">, Independent Researcher (jscmatuba@gmail.com)</w:t>
                   </w:r>
                 </w:p>
                 <w:p>
@@ -411,55 +404,6 @@
       <w:r>
         <w:rPr>
           <w:rFonts w:ascii="Old Standard TT" w:cs="Old Standard TT" w:eastAsia="Old Standard TT" w:hAnsi="Old Standard TT"/>
-          <w:b/>
-          <w:bCs/>
-        </w:rPr>
-        <w:t xml:space="preserve">Jan Samuel Matuba</w:t>
-      </w:r>
-      <w:r>
-        <w:rPr>
-          <w:rFonts w:ascii="Old Standard TT" w:cs="Old Standard TT" w:eastAsia="Old Standard TT" w:hAnsi="Old Standard TT"/>
-        </w:rPr>
-        <w:t xml:space="preserve"> (</w:t>
-      </w:r>
-      <w:r>
-        <w:rPr>
-          <w:rFonts w:ascii="Old Standard TT" w:cs="Old Standard TT" w:eastAsia="Old Standard TT" w:hAnsi="Old Standard TT"/>
-          <w:highlight w:val="yellow"/>
-        </w:rPr>
-        <w:t xml:space="preserve">[AUTHOR:</w:t>
-      </w:r>
-      <w:r>
-        <w:rPr>
-          <w:rFonts w:ascii="Old Standard TT" w:cs="Old Standard TT" w:eastAsia="Old Standard TT" w:hAnsi="Old Standard TT"/>
-          <w:highlight w:val="yellow"/>
-        </w:rPr>
-        <w:t xml:space="preserve"> affiliation</w:t>
-      </w:r>
-      <w:r>
-        <w:rPr>
-          <w:rFonts w:ascii="Old Standard TT" w:cs="Old Standard TT" w:eastAsia="Old Standard TT" w:hAnsi="Old Standard TT"/>
-          <w:highlight w:val="yellow"/>
-        </w:rPr>
-        <w:t xml:space="preserve">]</w:t>
-      </w:r>
-      <w:r>
-        <w:rPr>
-          <w:rFonts w:ascii="Old Standard TT" w:cs="Old Standard TT" w:eastAsia="Old Standard TT" w:hAnsi="Old Standard TT"/>
-        </w:rPr>
-        <w:t xml:space="preserve">; dmti@mabuhayenergy.com)</w:t>
-      </w:r>
-    </w:p>
-    <w:p>
-      <w:pPr>
-        <w:spacing w:after="120"/>
-        <w:rPr>
-          <w:rFonts w:ascii="Old Standard TT" w:cs="Old Standard TT" w:eastAsia="Old Standard TT" w:hAnsi="Old Standard TT"/>
-        </w:rPr>
-      </w:pPr>
-      <w:r>
-        <w:rPr>
-          <w:rFonts w:ascii="Old Standard TT" w:cs="Old Standard TT" w:eastAsia="Old Standard TT" w:hAnsi="Old Standard TT"/>
         </w:rPr>
         <w:t xml:space="preserve">Apart AI Collusion Research Sprint, 2026-10-23 to 2026-10-25. Track 2: Detection and Audit of Collusion. Research question 2.3: "What should count as convincing evidence of collusion?" I also use question 2.2: "Does combining what agents say with what they do beat either alone?"</w:t>
       </w:r>
@@ -5998,7 +5942,7 @@
         <w:rPr>
           <w:rFonts w:ascii="Old Standard TT" w:cs="Old Standard TT" w:eastAsia="Old Standard TT" w:hAnsi="Old Standard TT"/>
         </w:rPr>
-        <w:t xml:space="preserve"> A preregistration is a written plan of the hypotheses, the tests, and the pass marks, frozen before the data exist. I froze mine on 2026-10-26 at about 06:15 UTC, before the dev and held-out runs. The sprint deadline, 2026-10-25 23:59 Anywhere on Earth, is 2026-10-26 11:59 UTC, so the freeze is inside the sprint window. "Held-out" means the six case families (F07 to F12) that I kept apart from all tuning. The other six (F01 to F06) are the dev split. The confirmatory auditor is the hand-written scoring rule in Appendix C, unchanged since 2026-10-23. Every model after DeepSeek chat was added after I saw the DeepSeek results. These runs are exploratory. All amendments are dated in the preregistration file.</w:t>
+        <w:t xml:space="preserve"> A preregistration is a written plan of the hypotheses, the tests, and the pass marks, frozen before the data exist. I froze mine on 2026-10-26, inside the sprint window in Anywhere-on-Earth time, before the dev and held-out runs. "Held-out" means the six case families (F07 to F12) that I kept apart from all tuning. The other six (F01 to F06) are the dev split. The confirmatory auditor is the hand-written scoring rule in Appendix C, unchanged since 2026-10-23. Every model after DeepSeek chat was added after I saw the DeepSeek results. These runs are exploratory. All amendments are dated in the preregistration file.</w:t>
       </w:r>
     </w:p>
     <w:p>
@@ -14137,7 +14081,7 @@
             <w:color w:val="1155cc"/>
             <w:u w:val="single"/>
           </w:rPr>
-          <w:t xml:space="preserve">https://github.com/sammatuba/ai-safety</w:t>
+          <w:t xml:space="preserve">https://github.com/sammatuba/collude-or-agree</w:t>
         </w:r>
       </w:hyperlink>
       <w:r>
@@ -15570,7 +15514,7 @@
           <w:sz w:val="28"/>
           <w:szCs w:val="28"/>
         </w:rPr>
-        <w:t xml:space="preserve">Appendix B. Work done before the sprint and AI assistance</w:t>
+        <w:t xml:space="preserve">Appendix B. Preexisting work and LLM usage statement</w:t>
       </w:r>
     </w:p>
     <w:p>
@@ -15591,76 +15535,13 @@
           <w:b/>
           <w:bCs/>
         </w:rPr>
-        <w:t xml:space="preserve">Code.</w:t>
-      </w:r>
-      <w:r>
-        <w:rPr>
-          <w:rFonts w:ascii="Old Standard TT" w:cs="Old Standard TT" w:eastAsia="Old Standard TT" w:hAnsi="Old Standard TT"/>
-        </w:rPr>
-        <w:t xml:space="preserve"> I wrote the code in </w:t>
-      </w:r>
-      <w:r>
-        <w:rPr>
-          <w:rFonts w:ascii="Courier New" w:cs="Courier New" w:eastAsia="Courier New" w:hAnsi="Courier New"/>
-          <w:sz w:val="19"/>
-          <w:szCs w:val="19"/>
-        </w:rPr>
-        <w:t xml:space="preserve">lab/</w:t>
-      </w:r>
-      <w:r>
-        <w:rPr>
-          <w:rFonts w:ascii="Old Standard TT" w:cs="Old Standard TT" w:eastAsia="Old Standard TT" w:hAnsi="Old Standard TT"/>
-        </w:rPr>
-        <w:t xml:space="preserve"> with AI assistance on 2026-10-23 (local date, UTC+8). The git history starts at 2026-10-23 17:23 UTC+8 (09:23 UTC). There are no earlier commits. In Anywhere-on-Earth time, this commit is on 2026-10-22. On 2026-10-26 (UTC+8), I added the analysis scripts in </w:t>
-      </w:r>
-      <w:r>
-        <w:rPr>
-          <w:rFonts w:ascii="Courier New" w:cs="Courier New" w:eastAsia="Courier New" w:hAnsi="Courier New"/>
-          <w:sz w:val="19"/>
-          <w:szCs w:val="19"/>
-        </w:rPr>
-        <w:t xml:space="preserve">report/</w:t>
-      </w:r>
-      <w:r>
-        <w:rPr>
-          <w:rFonts w:ascii="Old Standard TT" w:cs="Old Standard TT" w:eastAsia="Old Standard TT" w:hAnsi="Old Standard TT"/>
-        </w:rPr>
-        <w:t xml:space="preserve"> and two small settings in </w:t>
-      </w:r>
-      <w:r>
-        <w:rPr>
-          <w:rFonts w:ascii="Courier New" w:cs="Courier New" w:eastAsia="Courier New" w:hAnsi="Courier New"/>
-          <w:sz w:val="19"/>
-          <w:szCs w:val="19"/>
-        </w:rPr>
-        <w:t xml:space="preserve">llm.py</w:t>
-      </w:r>
-      <w:r>
-        <w:rPr>
-          <w:rFonts w:ascii="Old Standard TT" w:cs="Old Standard TT" w:eastAsia="Old Standard TT" w:hAnsi="Old Standard TT"/>
-        </w:rPr>
-        <w:t xml:space="preserve"> (key file and reply limit). I also made all language-model runs, the hand classification, and this report. </w:t>
-      </w:r>
-      <w:r>
-        <w:rPr>
-          <w:rFonts w:ascii="Old Standard TT" w:cs="Old Standard TT" w:eastAsia="Old Standard TT" w:hAnsi="Old Standard TT"/>
-          <w:highlight w:val="yellow"/>
-        </w:rPr>
-        <w:t xml:space="preserve">[AUTHOR:</w:t>
-      </w:r>
-      <w:r>
-        <w:rPr>
-          <w:rFonts w:ascii="Old Standard TT" w:cs="Old Standard TT" w:eastAsia="Old Standard TT" w:hAnsi="Old Standard TT"/>
-          <w:highlight w:val="yellow"/>
-        </w:rPr>
-        <w:t xml:space="preserve"> if the official start was after 09:23 UTC on 2026-10-23, add: "I wrote the test environment before the official start. It is preexisting work."</w:t>
-      </w:r>
-      <w:r>
-        <w:rPr>
-          <w:rFonts w:ascii="Old Standard TT" w:cs="Old Standard TT" w:eastAsia="Old Standard TT" w:hAnsi="Old Standard TT"/>
-          <w:highlight w:val="yellow"/>
-        </w:rPr>
-        <w:t xml:space="preserve">]</w:t>
+        <w:t xml:space="preserve">Before the sprint.</w:t>
+      </w:r>
+      <w:r>
+        <w:rPr>
+          <w:rFonts w:ascii="Old Standard TT" w:cs="Old Standard TT" w:eastAsia="Old Standard TT" w:hAnsi="Old Standard TT"/>
+        </w:rPr>
+        <w:t xml:space="preserve"> I worked out the research question and the framework in the week before the sprint, as notes. The framework was the review game, the eight settings, the five causes of agreement, the plus-factor idea, and the reading list. No code, prompts, runs, or results existed before the sprint.</w:t>
       </w:r>
     </w:p>
     <w:p>
@@ -15681,13 +15562,27 @@
           <w:b/>
           <w:bCs/>
         </w:rPr>
-        <w:t xml:space="preserve">Concepts.</w:t>
-      </w:r>
-      <w:r>
-        <w:rPr>
-          <w:rFonts w:ascii="Old Standard TT" w:cs="Old Standard TT" w:eastAsia="Old Standard TT" w:hAnsi="Old Standard TT"/>
-        </w:rPr>
-        <w:t xml:space="preserve"> Three concepts come from my earlier work on the Grid Nowcast ontology: "claim versus accepted fact", "source lineage", and "review decision as a separate act". I use no Grid Nowcast code.</w:t>
+        <w:t xml:space="preserve">During the sprint.</w:t>
+      </w:r>
+      <w:r>
+        <w:rPr>
+          <w:rFonts w:ascii="Old Standard TT" w:cs="Old Standard TT" w:eastAsia="Old Standard TT" w:hAnsi="Old Standard TT"/>
+        </w:rPr>
+        <w:t xml:space="preserve"> Everything reported here: the code in </w:t>
+      </w:r>
+      <w:r>
+        <w:rPr>
+          <w:rFonts w:ascii="Courier New" w:cs="Courier New" w:eastAsia="Courier New" w:hAnsi="Courier New"/>
+          <w:sz w:val="19"/>
+          <w:szCs w:val="19"/>
+        </w:rPr>
+        <w:t xml:space="preserve">lab/</w:t>
+      </w:r>
+      <w:r>
+        <w:rPr>
+          <w:rFonts w:ascii="Old Standard TT" w:cs="Old Standard TT" w:eastAsia="Old Standard TT" w:hAnsi="Old Standard TT"/>
+        </w:rPr>
+        <w:t xml:space="preserve">, the preregistration, all runs, the hand classification, the analysis scripts, the figures, and this report. The README of the repository says the same.</w:t>
       </w:r>
     </w:p>
     <w:p>
@@ -15708,61 +15603,7 @@
           <w:b/>
           <w:bCs/>
         </w:rPr>
-        <w:t xml:space="preserve">Scoping notes.</w:t>
-      </w:r>
-      <w:r>
-        <w:rPr>
-          <w:rFonts w:ascii="Old Standard TT" w:cs="Old Standard TT" w:eastAsia="Old Standard TT" w:hAnsi="Old Standard TT"/>
-        </w:rPr>
-        <w:t xml:space="preserve"> A research starter document from 2026-10-20 defined the question. It contains no code.</w:t>
-      </w:r>
-    </w:p>
-    <w:p>
-      <w:pPr>
-        <w:numPr>
-          <w:ilvl w:val="0"/>
-          <w:numId w:val="3"/>
-        </w:numPr>
-        <w:spacing w:after="60"/>
-        <w:ind w:left="720" w:hanging="360"/>
-        <w:rPr>
-          <w:rFonts w:ascii="Old Standard TT" w:cs="Old Standard TT" w:eastAsia="Old Standard TT" w:hAnsi="Old Standard TT"/>
-        </w:rPr>
-      </w:pPr>
-      <w:r>
-        <w:rPr>
-          <w:rFonts w:ascii="Old Standard TT" w:cs="Old Standard TT" w:eastAsia="Old Standard TT" w:hAnsi="Old Standard TT"/>
-          <w:b/>
-          <w:bCs/>
-        </w:rPr>
-        <w:t xml:space="preserve">New during the sprint.</w:t>
-      </w:r>
-      <w:r>
-        <w:rPr>
-          <w:rFonts w:ascii="Old Standard TT" w:cs="Old Standard TT" w:eastAsia="Old Standard TT" w:hAnsi="Old Standard TT"/>
-        </w:rPr>
-        <w:t xml:space="preserve"> Everything reported here: the game and auditor code, the preregistration, all runs, the hand classification, the analysis scripts, the figures, and this report. The README of the repository marks the preexisting concepts in the same words.</w:t>
-      </w:r>
-    </w:p>
-    <w:p>
-      <w:pPr>
-        <w:numPr>
-          <w:ilvl w:val="0"/>
-          <w:numId w:val="3"/>
-        </w:numPr>
-        <w:spacing w:after="60"/>
-        <w:ind w:left="720" w:hanging="360"/>
-        <w:rPr>
-          <w:rFonts w:ascii="Old Standard TT" w:cs="Old Standard TT" w:eastAsia="Old Standard TT" w:hAnsi="Old Standard TT"/>
-        </w:rPr>
-      </w:pPr>
-      <w:r>
-        <w:rPr>
-          <w:rFonts w:ascii="Old Standard TT" w:cs="Old Standard TT" w:eastAsia="Old Standard TT" w:hAnsi="Old Standard TT"/>
-          <w:b/>
-          <w:bCs/>
-        </w:rPr>
-        <w:t xml:space="preserve">AI assistance.</w:t>
+        <w:t xml:space="preserve">LLM usage.</w:t>
       </w:r>
       <w:r>
         <w:rPr>
@@ -15782,7 +15623,7 @@
         <w:rPr>
           <w:rFonts w:ascii="Old Standard TT" w:cs="Old Standard TT" w:eastAsia="Old Standard TT" w:hAnsi="Old Standard TT"/>
         </w:rPr>
-        <w:t xml:space="preserve">. The assistant re-checked each quote used in this paper against the fetched text. I checked the numbers against the saved results. </w:t>
+        <w:t xml:space="preserve">. The assistant re-checked each quote used in this paper against the fetched text. An AI assistant classified the 108 E1 trajectories with the criteria in Appendix E, and I spot-checked the tables. I checked the numbers against the saved results. </w:t>
       </w:r>
       <w:r>
         <w:rPr>
@@ -25104,7 +24945,7 @@
     </w:p>
     <w:sectPr>
       <w:pgSz w:h="15840" w:w="12240" w:orient="portrait"/>
-      <w:pgMar w:bottom="1440" w:top="1440" w:left="1440" w:right="1440" w:header="720" w:footer="720"/>
+      <w:pgMar w:gutter="0" w:bottom="1440" w:top="1440" w:left="1440" w:right="1440" w:header="720" w:footer="720"/>
       <w:pgNumType w:start="1"/>
     </w:sectPr>
   </w:body>
